--- a/cases/apron-order/published/Apron Order - Facilitator Guide.docx
+++ b/cases/apron-order/published/Apron Order - Facilitator Guide.docx
@@ -79,10 +79,8 @@
         <w:t xml:space="preserve">Studio:</w:t>
       </w:r>
       <w:r>
-        <w:t xml:space="preserve"> Heroes Academy</w:t>
-      </w:r>
-    </w:p>
-    <w:p>
+        <w:t xml:space="preserve"> Heroes Academy </w:t>
+      </w:r>
       <w:r>
         <w:rPr>
           <w:b/>
@@ -91,12 +89,7 @@
         <w:t xml:space="preserve">Standards:</w:t>
       </w:r>
       <w:r>
-        <w:t xml:space="preserve"> Fractions / Addition And Subtraction (partial) + Multiplication (partial) +</w:t>
-      </w:r>
-    </w:p>
-    <w:p>
-      <w:r>
-        <w:t xml:space="preserve">Division (partial) — all </w:t>
+        <w:t xml:space="preserve"> Fractions / Addition And Subtraction (partial) + Multiplication (partial) + Division (partial) — all </w:t>
       </w:r>
       <w:r>
         <w:rPr>
@@ -137,12 +130,7 @@
         <w:t xml:space="preserve">sensitivity_model.py</w:t>
       </w:r>
       <w:r>
-        <w:t xml:space="preserve">). This</w:t>
-      </w:r>
-    </w:p>
-    <w:p>
-      <w:r>
-        <w:t xml:space="preserve">file is re-checked for drift at every readiness run (the continuity checks in </w:t>
+        <w:t xml:space="preserve">). This file is re-checked for drift at every readiness run (the continuity checks in </w:t>
       </w:r>
       <w:r>
         <w:rPr>
@@ -165,17 +153,7 @@
     </w:p>
     <w:p>
       <w:r>
-        <w:t xml:space="preserve">Frame the format before anything else: this is a real cost decision, not a worksheet. Name the</w:t>
-      </w:r>
-    </w:p>
-    <w:p>
-      <w:r>
-        <w:t xml:space="preserve">opener — "You are cutting fabric at 6 AM for a rush order due Thursday. Whichever marker you cut</w:t>
-      </w:r>
-    </w:p>
-    <w:p>
-      <w:r>
-        <w:t xml:space="preserve">from is the one the shop is stuck with." Let the stakes land before moving to the Launch.</w:t>
+        <w:t xml:space="preserve">Frame the format before anything else: this is a real cost decision, not a worksheet. Name the opener — "You are cutting fabric at 6 AM for a rush order due Thursday. Whichever marker you cut from is the one the shop is stuck with." Let the stakes land before moving to the Launch.</w:t>
       </w:r>
     </w:p>
     <w:p>
@@ -189,22 +167,7 @@
     </w:p>
     <w:p>
       <w:r>
-        <w:t xml:space="preserve">Show both marker layouts side by side (the same pair described in the Overview) with no prices</w:t>
-      </w:r>
-    </w:p>
-    <w:p>
-      <w:r>
-        <w:t xml:space="preserve">labeled — just the shapes on the fabric. Ask: "Which one do you think costs less to run, just from</w:t>
-      </w:r>
-    </w:p>
-    <w:p>
-      <w:r>
-        <w:t xml:space="preserve">looking at it?" Do not confirm or correct answers here. The point is a gut read before anyone</w:t>
-      </w:r>
-    </w:p>
-    <w:p>
-      <w:r>
-        <w:t xml:space="preserve">touches a calculator.</w:t>
+        <w:t xml:space="preserve">Show both marker layouts side by side (the same pair described in the Overview) with no prices labeled — just the shapes on the fabric. Ask: "Which one do you think costs less to run, just from looking at it?" Do not confirm or correct answers here. The point is a gut read before anyone touches a calculator.</w:t>
       </w:r>
     </w:p>
     <w:p>
@@ -227,17 +190,7 @@
     </w:p>
     <w:p>
       <w:r>
-        <w:t xml:space="preserve">"Is anyone courageous enough to stand with Devon on Cut on the Fold — the one that isn't the</w:t>
-      </w:r>
-    </w:p>
-    <w:p>
-      <w:r>
-        <w:t xml:space="preserve">tighter fabric layout?" Show of hands, both options, no discussion. Record the count — Close will</w:t>
-      </w:r>
-    </w:p>
-    <w:p>
-      <w:r>
-        <w:t xml:space="preserve">ask them to vote again.</w:t>
+        <w:t xml:space="preserve">"Is anyone courageous enough to stand with Devon on Cut on the Fold — the one that isn't the tighter fabric layout?" Show of hands, both options, no discussion. Record the count — Close will ask them to vote again.</w:t>
       </w:r>
     </w:p>
     <w:p>
@@ -260,32 +213,7 @@
     </w:p>
     <w:p>
       <w:r>
-        <w:t xml:space="preserve">Let confusion grow here — this is deliberate. Heroes will want to jump straight to "which one uses</w:t>
-      </w:r>
-    </w:p>
-    <w:p>
-      <w:r>
-        <w:t xml:space="preserve">less fabric," but the real question has two separate legs that pull in different directions:</w:t>
-      </w:r>
-    </w:p>
-    <w:p>
-      <w:r>
-        <w:t xml:space="preserve">material cost (which favors Cut Open) and labor cost (which favors Cut on the Fold). Push on it:</w:t>
-      </w:r>
-    </w:p>
-    <w:p>
-      <w:r>
-        <w:t xml:space="preserve">"Devon isn't pricing one number. She's pricing two, priced in totally different units — yards and</w:t>
-      </w:r>
-    </w:p>
-    <w:p>
-      <w:r>
-        <w:t xml:space="preserve">minutes. How do you even compare those?" If the room lands on "convert both to dollars" on its own,</w:t>
-      </w:r>
-    </w:p>
-    <w:p>
-      <w:r>
-        <w:t xml:space="preserve">the case is working as designed.</w:t>
+        <w:t xml:space="preserve">Let confusion grow here — this is deliberate. Heroes will want to jump straight to "which one uses less fabric," but the real question has two separate legs that pull in different directions: material cost (which favors Cut Open) and labor cost (which favors Cut on the Fold). Push on it: "Devon isn't pricing one number. She's pricing two, priced in totally different units — yards and minutes. How do you even compare those?" If the room lands on "convert both to dollars" on its own, the case is working as designed.</w:t>
       </w:r>
     </w:p>
     <w:p>
@@ -308,22 +236,7 @@
     </w:p>
     <w:p>
       <w:r>
-        <w:t xml:space="preserve">Once the room has the right question, ask them to name the actual steps before touching the</w:t>
-      </w:r>
-    </w:p>
-    <w:p>
-      <w:r>
-        <w:t xml:space="preserve">appendices: work out the pattern's own real dimensions (D1-D2), work out yield and remnants</w:t>
-      </w:r>
-    </w:p>
-    <w:p>
-      <w:r>
-        <w:t xml:space="preserve">(D3-D4), compare the waste fractions (D5), check the hem (D6), then price both layouts out in full</w:t>
-      </w:r>
-    </w:p>
-    <w:p>
-      <w:r>
-        <w:t xml:space="preserve">(D7). Re-ask: "Is our question still the right one, now that we can see the steps?"</w:t>
+        <w:t xml:space="preserve">Once the room has the right question, ask them to name the actual steps before touching the appendices: work out the pattern's own real dimensions (D1-D2), work out yield and remnants (D3-D4), compare the waste fractions (D5), check the hem (D6), then price both layouts out in full (D7). Re-ask: "Is our question still the right one, now that we can see the steps?"</w:t>
       </w:r>
     </w:p>
     <w:p>
@@ -346,22 +259,7 @@
     </w:p>
     <w:p>
       <w:r>
-        <w:t xml:space="preserve">Surface the real gaps honestly: Appendix F's three Modeling Assumptions (MA1 the labor rate, MA2</w:t>
-      </w:r>
-    </w:p>
-    <w:p>
-      <w:r>
-        <w:t xml:space="preserve">the pattern's own yardage/time figures, MA3 the Twist's directional-print scenario) are all</w:t>
-      </w:r>
-    </w:p>
-    <w:p>
-      <w:r>
-        <w:t xml:space="preserve">stated, not sourced — no public "real shop marker" database exists for this authored pattern. Ask</w:t>
-      </w:r>
-    </w:p>
-    <w:p>
-      <w:r>
-        <w:t xml:space="preserve">which one actually changes the recommendation if it moves (MA1 — see Data Deep Dive).</w:t>
+        <w:t xml:space="preserve">Surface the real gaps honestly: Appendix F's three Modeling Assumptions (MA1 the labor rate, MA2 the pattern's own yardage/time figures, MA3 the Twist's directional-print scenario) are all stated, not sourced — no public "real shop marker" database exists for this authored pattern. Ask which one actually changes the recommendation if it moves (MA1 — see Data Deep Dive).</w:t>
       </w:r>
     </w:p>
     <w:p>
@@ -375,22 +273,7 @@
     </w:p>
     <w:p>
       <w:r>
-        <w:t xml:space="preserve">Now, and only now, the numbers. Walk D1-D6's fraction arithmetic and D7's cost comparison together</w:t>
-      </w:r>
-    </w:p>
-    <w:p>
-      <w:r>
-        <w:t xml:space="preserve">as a room, cold-calling for D3 (aprons per bolt) and D6 (the hem check) specifically — these are</w:t>
-      </w:r>
-    </w:p>
-    <w:p>
-      <w:r>
-        <w:t xml:space="preserve">the two places a Hero who tries to shortcut fraction division by converting everything to decimals</w:t>
-      </w:r>
-    </w:p>
-    <w:p>
-      <w:r>
-        <w:t xml:space="preserve">first will visibly lose precision or lose the pattern of </w:t>
+        <w:t xml:space="preserve">Now, and only now, the numbers. Walk D1-D6's fraction arithmetic and D7's cost comparison together as a room, cold-calling for D3 (aprons per bolt) and D6 (the hem check) specifically — these are the two places a Hero who tries to shortcut fraction division by converting everything to decimals first will visibly lose precision or lose the pattern of </w:t>
       </w:r>
       <w:r>
         <w:rPr>
@@ -400,12 +283,7 @@
         <w:t xml:space="preserve">why</w:t>
       </w:r>
       <w:r>
-        <w:t xml:space="preserve"> the division works, which is useful</w:t>
-      </w:r>
-    </w:p>
-    <w:p>
-      <w:r>
-        <w:t xml:space="preserve">information for the facilitator, not a moment to rescue.</w:t>
+        <w:t xml:space="preserve"> the division works, which is useful information for the facilitator, not a moment to rescue.</w:t>
       </w:r>
     </w:p>
     <w:p>
@@ -417,22 +295,7 @@
         <w:t xml:space="preserve">Facilitator-only fraction note.</w:t>
       </w:r>
       <w:r>
-        <w:t xml:space="preserve"> D3 (22½ ÷ 1¼ = 18) and D6 (5 ÷ ⅝ = 8) both come out to clean</w:t>
-      </w:r>
-    </w:p>
-    <w:p>
-      <w:r>
-        <w:t xml:space="preserve">whole numbers — not an accident, but not something to tell a Hero in advance either. If a Hero's</w:t>
-      </w:r>
-    </w:p>
-    <w:p>
-      <w:r>
-        <w:t xml:space="preserve">answer isn't a whole number, that's a real, useful signal they made an arithmetic error somewhere,</w:t>
-      </w:r>
-    </w:p>
-    <w:p>
-      <w:r>
-        <w:t xml:space="preserve">not a sign the case's numbers are "supposed" to be messy.</w:t>
+        <w:t xml:space="preserve"> D3 (22½ ÷ 1¼ = 18) and D6 (5 ÷ ⅝ = 8) both come out to clean whole numbers — not an accident, but not something to tell a Hero in advance either. If a Hero's answer isn't a whole number, that's a real, useful signal they made an arithmetic error somewhere, not a sign the case's numbers are "supposed" to be messy.</w:t>
       </w:r>
     </w:p>
     <w:p>
@@ -454,12 +317,7 @@
         <w:t xml:space="preserve">$212.00</w:t>
       </w:r>
       <w:r>
-        <w:t xml:space="preserve">. Option B:</w:t>
-      </w:r>
-    </w:p>
-    <w:p>
-      <w:r>
-        <w:t xml:space="preserve">$168.00 material + $64.00 labor = </w:t>
+        <w:t xml:space="preserve">. Option B: $168.00 material + $64.00 labor = </w:t>
       </w:r>
       <w:r>
         <w:rPr>
@@ -479,27 +337,7 @@
         <w:t xml:space="preserve">8.62%</w:t>
       </w:r>
       <w:r>
-        <w:t xml:space="preserve">, Option A cheaper. The single</w:t>
-      </w:r>
-    </w:p>
-    <w:p>
-      <w:r>
-        <w:t xml:space="preserve">biggest lever is MA1 (the $16/hr labor rate) — flexed ±50% the margin holds between 2.00% and</w:t>
-      </w:r>
-    </w:p>
-    <w:p>
-      <w:r>
-        <w:t xml:space="preserve">13.64%, Option A stays cheaper throughout. This is a genuinely stable result — the real tension is</w:t>
-      </w:r>
-    </w:p>
-    <w:p>
-      <w:r>
-        <w:t xml:space="preserve">that the number that "sounds" more responsible (less fabric waste) is not the number that decides</w:t>
-      </w:r>
-    </w:p>
-    <w:p>
-      <w:r>
-        <w:t xml:space="preserve">the job at this order size.</w:t>
+        <w:t xml:space="preserve">, Option A cheaper. The single biggest lever is MA1 (the $16/hr labor rate) — flexed ±50% the margin holds between 2.00% and 13.64%, Option A stays cheaper throughout. This is a genuinely stable result — the real tension is that the number that "sounds" more responsible (less fabric waste) is not the number that decides the job at this order size.</w:t>
       </w:r>
     </w:p>
     <w:p>
@@ -518,22 +356,12 @@
     </w:p>
     <w:p>
       <w:r>
-        <w:t xml:space="preserve">"It's the middle of the discussion. The boutique client calls. They've picked the fabric — a</w:t>
-      </w:r>
-    </w:p>
-    <w:p>
-      <w:r>
-        <w:t xml:space="preserve">directional canvas print, an arrow pattern, that has to run the same way up on every piece."</w:t>
-      </w:r>
-    </w:p>
-    <w:p>
-      <w:r>
-        <w:t xml:space="preserve">"Cutting on the fold means pieces come out upside-down unless you add extra fabric, averaged across</w:t>
-      </w:r>
-    </w:p>
-    <w:p>
-      <w:r>
-        <w:t xml:space="preserve">the whole order, to reposition them. Does Cut on the Fold still win?"</w:t>
+        <w:t xml:space="preserve">"It's the middle of the discussion. The boutique client calls. They've picked the fabric — a directional canvas print, an arrow pattern, that has to run the same way up on every piece."</w:t>
+      </w:r>
+    </w:p>
+    <w:p>
+      <w:r>
+        <w:t xml:space="preserve">"Cutting on the fold means pieces come out upside-down unless you add extra fabric, averaged across the whole order, to reposition them. Does Cut on the Fold still win?"</w:t>
       </w:r>
     </w:p>
     <w:p>
@@ -545,27 +373,7 @@
         <w:t xml:space="preserve">Facilitator-only: what the numbers actually do.</w:t>
       </w:r>
       <w:r>
-        <w:t xml:space="preserve"> A directional print forces Option A's yardage</w:t>
-      </w:r>
-    </w:p>
-    <w:p>
-      <w:r>
-        <w:t xml:space="preserve">up by a flat ⅛ yard per apron, applied uniformly across all 40 aprons in the order (a real,</w:t>
-      </w:r>
-    </w:p>
-    <w:p>
-      <w:r>
-        <w:t xml:space="preserve">disclosed scenario — MA3; this ⅛ yd/apron is a batch-averaged repositioning allowance, not a claim</w:t>
-      </w:r>
-    </w:p>
-    <w:p>
-      <w:r>
-        <w:t xml:space="preserve">that every individual piece needs it — treat it as uniform for the arithmetic). Option A's total</w:t>
-      </w:r>
-    </w:p>
-    <w:p>
-      <w:r>
-        <w:t xml:space="preserve">rises from $212.00 to </w:t>
+        <w:t xml:space="preserve"> A directional print forces Option A's yardage up by a flat ⅛ yard per apron, applied uniformly across all 40 aprons in the order (a real, disclosed scenario — MA3; this ⅛ yd/apron is a batch-averaged repositioning allowance, not a claim that every individual piece needs it — treat it as uniform for the arithmetic). Option A's total rises from $212.00 to </w:t>
       </w:r>
       <w:r>
         <w:rPr>
@@ -575,12 +383,7 @@
         <w:t xml:space="preserve">$230.00</w:t>
       </w:r>
       <w:r>
-        <w:t xml:space="preserve">; Option B is untouched at $232.00. The margin collapses from</w:t>
-      </w:r>
-    </w:p>
-    <w:p>
-      <w:r>
-        <w:t xml:space="preserve">8.62% to </w:t>
+        <w:t xml:space="preserve">; Option B is untouched at $232.00. The margin collapses from 8.62% to </w:t>
       </w:r>
       <w:r>
         <w:rPr>
@@ -600,12 +403,7 @@
         <w:t xml:space="preserve">still</w:t>
       </w:r>
       <w:r>
-        <w:t xml:space="preserve"> cheaper, but only by $2.00 on a $232 job, a margin so thin</w:t>
-      </w:r>
-    </w:p>
-    <w:p>
-      <w:r>
-        <w:t xml:space="preserve">it's arguably a coin flip in practice. </w:t>
+        <w:t xml:space="preserve"> cheaper, but only by $2.00 on a $232 job, a margin so thin it's arguably a coin flip in practice. </w:t>
       </w:r>
       <w:r>
         <w:rPr>
@@ -614,20 +412,8 @@
         </w:rPr>
         <w:t xml:space="preserve">The twist does not flip the verdict; it nearly erases it.</w:t>
       </w:r>
-    </w:p>
-    <w:p>
-      <w:r>
-        <w:t xml:space="preserve">Do not hand this reasoning over unprompted; let a Hero who did D7 carefully reason toward it — the</w:t>
-      </w:r>
-    </w:p>
-    <w:p>
-      <w:r>
-        <w:t xml:space="preserve">real skill being tested is recognizing that "still technically cheaper" and "actually a safe</w:t>
-      </w:r>
-    </w:p>
-    <w:p>
-      <w:r>
-        <w:t xml:space="preserve">recommendation" are not the same thing once the margin gets this thin.</w:t>
+      <w:r>
+        <w:t xml:space="preserve"> Do not hand this reasoning over unprompted; let a Hero who did D7 carefully reason toward it — the real skill being tested is recognizing that "still technically cheaper" and "actually a safe recommendation" are not the same thing once the margin gets this thin.</w:t>
       </w:r>
     </w:p>
     <w:p>
@@ -639,22 +425,7 @@
         <w:t xml:space="preserve">Facilitator-only: twist × wage-rate interaction.</w:t>
       </w:r>
       <w:r>
-        <w:t xml:space="preserve"> MA1's $16.00/hr labor rate is itself an</w:t>
-      </w:r>
-    </w:p>
-    <w:p>
-      <w:r>
-        <w:t xml:space="preserve">unverified assumption ("mid-teens" wage data, not a single primary source). Composing the twist</w:t>
-      </w:r>
-    </w:p>
-    <w:p>
-      <w:r>
-        <w:t xml:space="preserve">with MA1's own ±50% sensitivity band: A_total(w) = 198 + 2w, B_total(w) = 168 + 4w, which cross at</w:t>
-      </w:r>
-    </w:p>
-    <w:p>
-      <w:r>
-        <w:t xml:space="preserve">exactly </w:t>
+        <w:t xml:space="preserve"> MA1's $16.00/hr labor rate is itself an unverified assumption ("mid-teens" wage data, not a single primary source). Composing the twist with MA1's own ±50% sensitivity band: A_total(w) = 198 + 2w, B_total(w) = 168 + 4w, which cross at exactly </w:t>
       </w:r>
       <w:r>
         <w:rPr>
@@ -664,12 +435,7 @@
         <w:t xml:space="preserve">w = $15.00/hr</w:t>
       </w:r>
       <w:r>
-        <w:t xml:space="preserve"> — just $1 below the base assumption. Below $15/hr, Option B becomes</w:t>
-      </w:r>
-    </w:p>
-    <w:p>
-      <w:r>
-        <w:t xml:space="preserve">cheaper </w:t>
+        <w:t xml:space="preserve"> — just $1 below the base assumption. Below $15/hr, Option B becomes cheaper </w:t>
       </w:r>
       <w:r>
         <w:rPr>
@@ -679,27 +445,7 @@
         <w:t xml:space="preserve">even with the twist applied</w:t>
       </w:r>
       <w:r>
-        <w:t xml:space="preserve">. This is real and worth knowing before the discussion, but is</w:t>
-      </w:r>
-    </w:p>
-    <w:p>
-      <w:r>
-        <w:t xml:space="preserve">not a reason to withhold the twist or change the base case: it sharpens, rather than undermines, the</w:t>
-      </w:r>
-    </w:p>
-    <w:p>
-      <w:r>
-        <w:t xml:space="preserve">Deep Conflict thread on "a margin that survives is not the same as a margin that's safe" — if a Hero</w:t>
-      </w:r>
-    </w:p>
-    <w:p>
-      <w:r>
-        <w:t xml:space="preserve">pushes on the wage assumption post-twist, the honest answer is that the verdict is genuinely on a</w:t>
-      </w:r>
-    </w:p>
-    <w:p>
-      <w:r>
-        <w:t xml:space="preserve">knife's edge, not merely "thin."</w:t>
+        <w:t xml:space="preserve">. This is real and worth knowing before the discussion, but is not a reason to withhold the twist or change the base case: it sharpens, rather than undermines, the Deep Conflict thread on "a margin that survives is not the same as a margin that's safe" — if a Hero pushes on the wage assumption post-twist, the honest answer is that the verdict is genuinely on a knife's edge, not merely "thin."</w:t>
       </w:r>
     </w:p>
     <w:p>
@@ -713,12 +459,7 @@
     </w:p>
     <w:p>
       <w:r>
-        <w:t xml:space="preserve">Re-vote immediately. Ask by name: "Does the directional print change your vote, or just how</w:t>
-      </w:r>
-    </w:p>
-    <w:p>
-      <w:r>
-        <w:t xml:space="preserve">confident you are in it?" That distinction is the transferable skill, not the vote itself.</w:t>
+        <w:t xml:space="preserve">Re-vote immediately. Ask by name: "Does the directional print change your vote, or just how confident you are in it?" That distinction is the transferable skill, not the vote itself.</w:t>
       </w:r>
     </w:p>
     <w:p>
@@ -745,17 +486,7 @@
         <w:t xml:space="preserve">Two units, one decision.</w:t>
       </w:r>
       <w:r>
-        <w:t xml:space="preserve"> Yards and minutes aren't the same thing, and D7 forces converting</w:t>
-      </w:r>
-    </w:p>
-    <w:p>
-      <w:r>
-        <w:t xml:space="preserve">   both into dollars before they can even be compared. Is there a cost to compressing two very</w:t>
-      </w:r>
-    </w:p>
-    <w:p>
-      <w:r>
-        <w:t xml:space="preserve">   different kinds of resource into one number?</w:t>
+        <w:t xml:space="preserve"> Yards and minutes aren't the same thing, and D7 forces converting    both into dollars before they can even be compared. Is there a cost to compressing two very    different kinds of resource into one number?</w:t>
       </w:r>
     </w:p>
     <w:p>
@@ -773,17 +504,7 @@
         <w:t xml:space="preserve">The "responsible-sounding" answer isn't always the cheap one.</w:t>
       </w:r>
       <w:r>
-        <w:t xml:space="preserve"> Less fabric waste sounds like</w:t>
-      </w:r>
-    </w:p>
-    <w:p>
-      <w:r>
-        <w:t xml:space="preserve">   the professional choice. Why did the actual math say otherwise at this order size — and would a</w:t>
-      </w:r>
-    </w:p>
-    <w:p>
-      <w:r>
-        <w:t xml:space="preserve">   bigger order change that?</w:t>
+        <w:t xml:space="preserve"> Less fabric waste sounds like    the professional choice. Why did the actual math say otherwise at this order size — and would a    bigger order change that?</w:t>
       </w:r>
     </w:p>
     <w:p>
@@ -801,17 +522,7 @@
         <w:t xml:space="preserve">A margin that survives is not the same as a margin that's safe.</w:t>
       </w:r>
       <w:r>
-        <w:t xml:space="preserve"> After the twist, Option A</w:t>
-      </w:r>
-    </w:p>
-    <w:p>
-      <w:r>
-        <w:t xml:space="preserve">   is still cheaper by $2.00. Is $2.00 out of $232 a real reason to stick with A, or has the</w:t>
-      </w:r>
-    </w:p>
-    <w:p>
-      <w:r>
-        <w:t xml:space="preserve">   decision effectively become a coin flip?</w:t>
+        <w:t xml:space="preserve"> After the twist, Option A    is still cheaper by $2.00. Is $2.00 out of $232 a real reason to stick with A, or has the    decision effectively become a coin flip?</w:t>
       </w:r>
     </w:p>
     <w:p>
@@ -1055,22 +766,7 @@
     </w:p>
     <w:p>
       <w:r>
-        <w:t xml:space="preserve">Most Heroes will notice Cut Open wastes less fabric, conclude the tighter layout must be the</w:t>
-      </w:r>
-    </w:p>
-    <w:p>
-      <w:r>
-        <w:t xml:space="preserve">cheaper one, and stop — treating fabric as the whole cost story because "less waste" sounds like</w:t>
-      </w:r>
-    </w:p>
-    <w:p>
-      <w:r>
-        <w:t xml:space="preserve">the responsible, professional answer. Watch for a pitch that reports the waste comparison (D5) and</w:t>
-      </w:r>
-    </w:p>
-    <w:p>
-      <w:r>
-        <w:t xml:space="preserve">never prices out the marking time (D7) — it has not actually costed the job.</w:t>
+        <w:t xml:space="preserve">Most Heroes will notice Cut Open wastes less fabric, conclude the tighter layout must be the cheaper one, and stop — treating fabric as the whole cost story because "less waste" sounds like the responsible, professional answer. Watch for a pitch that reports the waste comparison (D5) and never prices out the marking time (D7) — it has not actually costed the job.</w:t>
       </w:r>
     </w:p>
     <w:p>
@@ -1140,22 +836,7 @@
         <w:t xml:space="preserve">VOTE AGAIN.</w:t>
       </w:r>
       <w:r>
-        <w:t xml:space="preserve"> "Did we ask the right question at the start?" "What math was new to you tonight,</w:t>
-      </w:r>
-    </w:p>
-    <w:p>
-      <w:r>
-        <w:t xml:space="preserve">and how did you actually attack it?" Compare the closing vote to Anchor 1's — a room that didn't</w:t>
-      </w:r>
-    </w:p>
-    <w:p>
-      <w:r>
-        <w:t xml:space="preserve">move at all after the twist is worth asking about directly: did the twist not land, or did the</w:t>
-      </w:r>
-    </w:p>
-    <w:p>
-      <w:r>
-        <w:t xml:space="preserve">room already understand how thin the margin was?</w:t>
+        <w:t xml:space="preserve"> "Did we ask the right question at the start?" "What math was new to you tonight, and how did you actually attack it?" Compare the closing vote to Anchor 1's — a room that didn't move at all after the twist is worth asking about directly: did the twist not land, or did the room already understand how thin the margin was?</w:t>
       </w:r>
     </w:p>
     <w:p>
@@ -1181,12 +862,7 @@
         <w:ind w:left="360"/>
       </w:pPr>
       <w:r>
-        <w:t xml:space="preserve">- Whether D3/D6's clean whole-number answers helped Heroes self-check their fraction work, or</w:t>
-      </w:r>
-    </w:p>
-    <w:p>
-      <w:r>
-        <w:t xml:space="preserve">  whether Heroes distrusted a "too clean" answer and second-guessed correct work.</w:t>
+        <w:t xml:space="preserve">- Whether D3/D6's clean whole-number answers helped Heroes self-check their fraction work, or   whether Heroes distrusted a "too clean" answer and second-guessed correct work.</w:t>
       </w:r>
     </w:p>
     <w:p>
@@ -1202,12 +878,7 @@
         <w:ind w:left="360"/>
       </w:pPr>
       <w:r>
-        <w:t xml:space="preserve">- Whether the twist's "still cheaper but by almost nothing" framing produced real reasoning about</w:t>
-      </w:r>
-    </w:p>
-    <w:p>
-      <w:r>
-        <w:t xml:space="preserve">  what a thin margin means in practice, or just a shrug that the vote didn't have to change.</w:t>
+        <w:t xml:space="preserve">- Whether the twist's "still cheaper but by almost nothing" framing produced real reasoning about   what a thin margin means in practice, or just a shrug that the vote didn't have to change.</w:t>
       </w:r>
     </w:p>
     <w:p>
@@ -1221,17 +892,7 @@
     </w:p>
     <w:p>
       <w:r>
-        <w:t xml:space="preserve">How to subtract fractions · How to subtract with mixed numbers · How to multiply a fraction and a</w:t>
-      </w:r>
-    </w:p>
-    <w:p>
-      <w:r>
-        <w:t xml:space="preserve">mixed number · How to divide a fraction by a whole number · How to divide a whole number by a</w:t>
-      </w:r>
-    </w:p>
-    <w:p>
-      <w:r>
-        <w:t xml:space="preserve">fraction · How to divide fractions and mixed numbers</w:t>
+        <w:t xml:space="preserve">How to subtract fractions · How to subtract with mixed numbers · How to multiply a fraction and a mixed number · How to divide a fraction by a whole number · How to divide a whole number by a fraction · How to divide fractions and mixed numbers</w:t>
       </w:r>
     </w:p>
     <w:p>
@@ -1245,12 +906,7 @@
     </w:p>
     <w:p>
       <w:r>
-        <w:t xml:space="preserve">None required (SPEC §6) — the stakes here are a shop's rush-order deadline and a real cost</w:t>
-      </w:r>
-    </w:p>
-    <w:p>
-      <w:r>
-        <w:t xml:space="preserve">decision, not personal loss or hardship.</w:t>
+        <w:t xml:space="preserve">None required (SPEC §6) — the stakes here are a shop's rush-order deadline and a real cost decision, not personal loss or hardship.</w:t>
       </w:r>
     </w:p>
     <w:sectPr>
